--- a/STUDENT_NOTES/0324.docx
+++ b/STUDENT_NOTES/0324.docx
@@ -7,7 +7,21 @@
         <w:rPr>
           <w:rFonts w:hint="eastAsia"/>
         </w:rPr>
-        <w:t>Find the majority of group labels,</w:t>
+        <w:t xml:space="preserve">Find </w:t>
+      </w:r>
+      <w:proofErr w:type="gramStart"/>
+      <w:r>
+        <w:rPr>
+          <w:rFonts w:hint="eastAsia"/>
+        </w:rPr>
+        <w:t>the majority of</w:t>
+      </w:r>
+      <w:proofErr w:type="gramEnd"/>
+      <w:r>
+        <w:rPr>
+          <w:rFonts w:hint="eastAsia"/>
+        </w:rPr>
+        <w:t xml:space="preserve"> group labels,</w:t>
       </w:r>
     </w:p>
     <w:p>
@@ -80,16 +94,25 @@
     </w:p>
     <w:p/>
     <w:p>
-      <w:pPr>
-        <w:rPr>
-          <w:rFonts w:hint="eastAsia"/>
-        </w:rPr>
-      </w:pPr>
-      <w:r>
-        <w:rPr>
-          <w:rFonts w:hint="eastAsia"/>
-        </w:rPr>
-        <w:t>K close to N, it is always underfit.(N is the number of the datapoints in dataset.)</w:t>
+      <w:r>
+        <w:rPr>
+          <w:rFonts w:hint="eastAsia"/>
+        </w:rPr>
+        <w:t xml:space="preserve">K close to N, it is always </w:t>
+      </w:r>
+      <w:proofErr w:type="gramStart"/>
+      <w:r>
+        <w:rPr>
+          <w:rFonts w:hint="eastAsia"/>
+        </w:rPr>
+        <w:t>underfit.(</w:t>
+      </w:r>
+      <w:proofErr w:type="gramEnd"/>
+      <w:r>
+        <w:rPr>
+          <w:rFonts w:hint="eastAsia"/>
+        </w:rPr>
+        <w:t>N is the number of the datapoints in dataset.)</w:t>
       </w:r>
     </w:p>
     <w:p/>
@@ -140,11 +163,6 @@
       </w:r>
     </w:p>
     <w:p>
-      <w:pPr>
-        <w:rPr>
-          <w:rFonts w:hint="eastAsia"/>
-        </w:rPr>
-      </w:pPr>
       <w:r>
         <w:rPr>
           <w:rFonts w:hint="eastAsia"/>
@@ -162,11 +180,6 @@
       </w:r>
     </w:p>
     <w:p>
-      <w:pPr>
-        <w:rPr>
-          <w:rFonts w:hint="eastAsia"/>
-        </w:rPr>
-      </w:pPr>
       <w:r>
         <w:t>U</w:t>
       </w:r>
@@ -185,19 +198,96 @@
         <w:rPr>
           <w:rFonts w:hint="eastAsia"/>
         </w:rPr>
-        <w:t xml:space="preserve">The max of gini: is 0.5 </w:t>
-      </w:r>
-      <w:r>
-        <w:rPr>
-          <w:rFonts w:hint="eastAsia"/>
-        </w:rPr>
-        <w:t>, scope</w:t>
-      </w:r>
-      <w:r>
-        <w:rPr>
-          <w:rFonts w:hint="eastAsia"/>
-        </w:rPr>
-        <w:t>(0-0.5)</w:t>
+        <w:t xml:space="preserve">The max of </w:t>
+      </w:r>
+      <w:proofErr w:type="spellStart"/>
+      <w:r>
+        <w:rPr>
+          <w:rFonts w:hint="eastAsia"/>
+        </w:rPr>
+        <w:t>gini</w:t>
+      </w:r>
+      <w:proofErr w:type="spellEnd"/>
+      <w:r>
+        <w:rPr>
+          <w:rFonts w:hint="eastAsia"/>
+        </w:rPr>
+        <w:t xml:space="preserve">: is </w:t>
+      </w:r>
+      <w:proofErr w:type="gramStart"/>
+      <w:r>
+        <w:rPr>
+          <w:rFonts w:hint="eastAsia"/>
+        </w:rPr>
+        <w:t xml:space="preserve">0.5 </w:t>
+      </w:r>
+      <w:r>
+        <w:rPr>
+          <w:rFonts w:hint="eastAsia"/>
+        </w:rPr>
+        <w:t>,</w:t>
+      </w:r>
+      <w:proofErr w:type="gramEnd"/>
+      <w:r>
+        <w:rPr>
+          <w:rFonts w:hint="eastAsia"/>
+        </w:rPr>
+        <w:t xml:space="preserve"> </w:t>
+      </w:r>
+      <w:proofErr w:type="gramStart"/>
+      <w:r>
+        <w:rPr>
+          <w:rFonts w:hint="eastAsia"/>
+        </w:rPr>
+        <w:t>scope</w:t>
+      </w:r>
+      <w:r>
+        <w:rPr>
+          <w:rFonts w:hint="eastAsia"/>
+        </w:rPr>
+        <w:t>(</w:t>
+      </w:r>
+      <w:proofErr w:type="gramEnd"/>
+      <w:r>
+        <w:rPr>
+          <w:rFonts w:hint="eastAsia"/>
+        </w:rPr>
+        <w:t>0-0.5)</w:t>
+      </w:r>
+    </w:p>
+    <w:p/>
+    <w:p/>
+    <w:p/>
+    <w:p>
+      <w:r>
+        <w:t>Chan</w:t>
+      </w:r>
+      <w:r>
+        <w:rPr>
+          <w:rFonts w:hint="eastAsia"/>
+        </w:rPr>
+        <w:t>ge to Manhattan distance, don</w:t>
+      </w:r>
+      <w:r>
+        <w:t>’</w:t>
+      </w:r>
+      <w:r>
+        <w:rPr>
+          <w:rFonts w:hint="eastAsia"/>
+        </w:rPr>
+        <w:t xml:space="preserve">t know what the result will be. </w:t>
+      </w:r>
+    </w:p>
+    <w:p/>
+    <w:p>
+      <w:r>
+        <w:t>Naïve</w:t>
+      </w:r>
+      <w:r>
+        <w:rPr>
+          <w:rFonts w:hint="eastAsia"/>
+        </w:rPr>
+        <w:t xml:space="preserve"> bayes did not work, if two variables did not dependent with each other. </w:t>
       </w:r>
     </w:p>
     <w:p/>
